--- a/lab_1__var_1/отчет лаб 1.docx
+++ b/lab_1__var_1/отчет лаб 1.docx
@@ -186,7 +186,6 @@
           <w:rFonts w:ascii="Times New Roman" w:eastAsia="Times New Roman" w:hAnsi="Times New Roman" w:cs="Times New Roman"/>
           <w:b/>
           <w:sz w:val="24"/>
-          <w:lang w:val="en-US"/>
         </w:rPr>
       </w:pPr>
       <w:r>
@@ -202,7 +201,6 @@
           <w:rFonts w:ascii="Times New Roman" w:eastAsia="Times New Roman" w:hAnsi="Times New Roman" w:cs="Times New Roman"/>
           <w:b/>
           <w:sz w:val="24"/>
-          <w:lang w:val="en-US"/>
         </w:rPr>
         <w:t>1</w:t>
       </w:r>
@@ -497,7 +495,7 @@
       <w:pPr>
         <w:keepNext/>
         <w:spacing w:before="1200" w:after="0" w:line="240" w:lineRule="auto"/>
-        <w:ind w:left="-851" w:firstLine="3119"/>
+        <w:ind w:left="284" w:firstLine="3119"/>
         <w:rPr>
           <w:rFonts w:ascii="Times New Roman" w:eastAsia="Times New Roman" w:hAnsi="Times New Roman" w:cs="Times New Roman"/>
           <w:sz w:val="24"/>
@@ -1375,7 +1373,7 @@
           <w:kern w:val="0"/>
           <w:sz w:val="20"/>
           <w:szCs w:val="20"/>
-          <w:lang w:eastAsia="ru-RU"/>
+          <w:lang w:val="en-US" w:eastAsia="ru-RU"/>
           <w14:ligatures w14:val="none"/>
         </w:rPr>
       </w:pPr>
@@ -1398,7 +1396,7 @@
           <w:kern w:val="0"/>
           <w:sz w:val="20"/>
           <w:szCs w:val="20"/>
-          <w:lang w:eastAsia="ru-RU"/>
+          <w:lang w:val="en-US" w:eastAsia="ru-RU"/>
           <w14:ligatures w14:val="none"/>
         </w:rPr>
         <w:t>public</w:t>
@@ -1410,7 +1408,7 @@
           <w:kern w:val="0"/>
           <w:sz w:val="20"/>
           <w:szCs w:val="20"/>
-          <w:lang w:eastAsia="ru-RU"/>
+          <w:lang w:val="en-US" w:eastAsia="ru-RU"/>
           <w14:ligatures w14:val="none"/>
         </w:rPr>
         <w:t xml:space="preserve"> </w:t>
@@ -1422,7 +1420,7 @@
           <w:kern w:val="0"/>
           <w:sz w:val="20"/>
           <w:szCs w:val="20"/>
-          <w:lang w:eastAsia="ru-RU"/>
+          <w:lang w:val="en-US" w:eastAsia="ru-RU"/>
           <w14:ligatures w14:val="none"/>
         </w:rPr>
         <w:t>float</w:t>
@@ -1434,7 +1432,7 @@
           <w:kern w:val="0"/>
           <w:sz w:val="20"/>
           <w:szCs w:val="20"/>
-          <w:lang w:eastAsia="ru-RU"/>
+          <w:lang w:val="en-US" w:eastAsia="ru-RU"/>
           <w14:ligatures w14:val="none"/>
         </w:rPr>
         <w:t xml:space="preserve"> </w:t>
@@ -1447,7 +1445,7 @@
           <w:kern w:val="0"/>
           <w:sz w:val="20"/>
           <w:szCs w:val="20"/>
-          <w:lang w:eastAsia="ru-RU"/>
+          <w:lang w:val="en-US" w:eastAsia="ru-RU"/>
           <w14:ligatures w14:val="none"/>
         </w:rPr>
         <w:t>kpd</w:t>
@@ -1461,7 +1459,7 @@
           <w:kern w:val="0"/>
           <w:sz w:val="20"/>
           <w:szCs w:val="20"/>
-          <w:lang w:eastAsia="ru-RU"/>
+          <w:lang w:val="en-US" w:eastAsia="ru-RU"/>
           <w14:ligatures w14:val="none"/>
         </w:rPr>
         <w:t>;</w:t>
@@ -1473,7 +1471,7 @@
           <w:kern w:val="0"/>
           <w:sz w:val="20"/>
           <w:szCs w:val="20"/>
-          <w:lang w:eastAsia="ru-RU"/>
+          <w:lang w:val="en-US" w:eastAsia="ru-RU"/>
           <w14:ligatures w14:val="none"/>
         </w:rPr>
         <w:t xml:space="preserve">   </w:t>
@@ -1486,10 +1484,106 @@
           <w:kern w:val="0"/>
           <w:sz w:val="20"/>
           <w:szCs w:val="20"/>
-          <w:lang w:eastAsia="ru-RU"/>
-          <w14:ligatures w14:val="none"/>
-        </w:rPr>
-        <w:t>// КПД (коэффициент полезного действия)</w:t>
+          <w:lang w:val="en-US" w:eastAsia="ru-RU"/>
+          <w14:ligatures w14:val="none"/>
+        </w:rPr>
+        <w:t xml:space="preserve">// </w:t>
+      </w:r>
+      <w:r>
+        <w:rPr>
+          <w:rFonts w:ascii="Courier New" w:eastAsia="Times New Roman" w:hAnsi="Courier New" w:cs="Courier New"/>
+          <w:color w:val="008000"/>
+          <w:kern w:val="0"/>
+          <w:sz w:val="20"/>
+          <w:szCs w:val="20"/>
+          <w:lang w:eastAsia="ru-RU"/>
+          <w14:ligatures w14:val="none"/>
+        </w:rPr>
+        <w:t>КПД</w:t>
+      </w:r>
+      <w:r>
+        <w:rPr>
+          <w:rFonts w:ascii="Courier New" w:eastAsia="Times New Roman" w:hAnsi="Courier New" w:cs="Courier New"/>
+          <w:color w:val="008000"/>
+          <w:kern w:val="0"/>
+          <w:sz w:val="20"/>
+          <w:szCs w:val="20"/>
+          <w:lang w:val="en-US" w:eastAsia="ru-RU"/>
+          <w14:ligatures w14:val="none"/>
+        </w:rPr>
+        <w:t xml:space="preserve"> (</w:t>
+      </w:r>
+      <w:r>
+        <w:rPr>
+          <w:rFonts w:ascii="Courier New" w:eastAsia="Times New Roman" w:hAnsi="Courier New" w:cs="Courier New"/>
+          <w:color w:val="008000"/>
+          <w:kern w:val="0"/>
+          <w:sz w:val="20"/>
+          <w:szCs w:val="20"/>
+          <w:lang w:eastAsia="ru-RU"/>
+          <w14:ligatures w14:val="none"/>
+        </w:rPr>
+        <w:t>коэффициент</w:t>
+      </w:r>
+      <w:r>
+        <w:rPr>
+          <w:rFonts w:ascii="Courier New" w:eastAsia="Times New Roman" w:hAnsi="Courier New" w:cs="Courier New"/>
+          <w:color w:val="008000"/>
+          <w:kern w:val="0"/>
+          <w:sz w:val="20"/>
+          <w:szCs w:val="20"/>
+          <w:lang w:val="en-US" w:eastAsia="ru-RU"/>
+          <w14:ligatures w14:val="none"/>
+        </w:rPr>
+        <w:t xml:space="preserve"> </w:t>
+      </w:r>
+      <w:r>
+        <w:rPr>
+          <w:rFonts w:ascii="Courier New" w:eastAsia="Times New Roman" w:hAnsi="Courier New" w:cs="Courier New"/>
+          <w:color w:val="008000"/>
+          <w:kern w:val="0"/>
+          <w:sz w:val="20"/>
+          <w:szCs w:val="20"/>
+          <w:lang w:eastAsia="ru-RU"/>
+          <w14:ligatures w14:val="none"/>
+        </w:rPr>
+        <w:t>полезного</w:t>
+      </w:r>
+      <w:r>
+        <w:rPr>
+          <w:rFonts w:ascii="Courier New" w:eastAsia="Times New Roman" w:hAnsi="Courier New" w:cs="Courier New"/>
+          <w:color w:val="008000"/>
+          <w:kern w:val="0"/>
+          <w:sz w:val="20"/>
+          <w:szCs w:val="20"/>
+          <w:lang w:val="en-US" w:eastAsia="ru-RU"/>
+          <w14:ligatures w14:val="none"/>
+        </w:rPr>
+        <w:t xml:space="preserve"> </w:t>
+      </w:r>
+      <w:r>
+        <w:rPr>
+          <w:rFonts w:ascii="Courier New" w:eastAsia="Times New Roman" w:hAnsi="Courier New" w:cs="Courier New"/>
+          <w:color w:val="008000"/>
+          <w:kern w:val="0"/>
+          <w:sz w:val="20"/>
+          <w:szCs w:val="20"/>
+          <w:lang w:eastAsia="ru-RU"/>
+          <w14:ligatures w14:val="none"/>
+        </w:rPr>
+        <w:t>действия</w:t>
+      </w:r>
+      <w:r>
+        <w:rPr>
+          <w:rFonts w:ascii="Courier New" w:eastAsia="Times New Roman" w:hAnsi="Courier New" w:cs="Courier New"/>
+          <w:color w:val="008000"/>
+          <w:kern w:val="0"/>
+          <w:sz w:val="20"/>
+          <w:szCs w:val="20"/>
+          <w:lang w:val="en-US" w:eastAsia="ru-RU"/>
+          <w14:ligatures w14:val="none"/>
+        </w:rPr>
+        <w:t>)</w:t>
       </w:r>
     </w:p>
     <w:p>
@@ -1514,7 +1608,7 @@
           <w:kern w:val="0"/>
           <w:sz w:val="20"/>
           <w:szCs w:val="20"/>
-          <w:lang w:eastAsia="ru-RU"/>
+          <w:lang w:val="en-US" w:eastAsia="ru-RU"/>
           <w14:ligatures w14:val="none"/>
         </w:rPr>
         <w:t xml:space="preserve">            </w:t>
@@ -3030,7 +3124,7 @@
           <w:kern w:val="0"/>
           <w:sz w:val="20"/>
           <w:szCs w:val="20"/>
-          <w:lang w:val="en-US" w:eastAsia="ru-RU"/>
+          <w:lang w:eastAsia="ru-RU"/>
           <w14:ligatures w14:val="none"/>
         </w:rPr>
         <w:t xml:space="preserve">    </w:t>
@@ -5129,7 +5223,7 @@
           <w:kern w:val="0"/>
           <w:sz w:val="20"/>
           <w:szCs w:val="20"/>
-          <w:lang w:eastAsia="ru-RU"/>
+          <w:lang w:val="en-US" w:eastAsia="ru-RU"/>
           <w14:ligatures w14:val="none"/>
         </w:rPr>
       </w:pPr>
@@ -5140,11 +5234,12 @@
           <w:kern w:val="0"/>
           <w:sz w:val="20"/>
           <w:szCs w:val="20"/>
-          <w:lang w:eastAsia="ru-RU"/>
+          <w:lang w:val="en-US" w:eastAsia="ru-RU"/>
           <w14:ligatures w14:val="none"/>
         </w:rPr>
         <w:t xml:space="preserve">                          </w:t>
       </w:r>
+      <w:proofErr w:type="spellStart"/>
       <w:proofErr w:type="gramStart"/>
       <w:r>
         <w:rPr>
@@ -5167,7 +5262,7 @@
           <w:kern w:val="0"/>
           <w:sz w:val="20"/>
           <w:szCs w:val="20"/>
-          <w:lang w:eastAsia="ru-RU"/>
+          <w:lang w:val="en-US" w:eastAsia="ru-RU"/>
           <w14:ligatures w14:val="none"/>
         </w:rPr>
         <w:t>.</w:t>
@@ -5184,6 +5279,7 @@
         </w:rPr>
         <w:t>Add</w:t>
       </w:r>
+      <w:proofErr w:type="spellEnd"/>
       <w:proofErr w:type="gramEnd"/>
       <w:r>
         <w:rPr>
@@ -5194,7 +5290,7 @@
           <w:kern w:val="0"/>
           <w:sz w:val="20"/>
           <w:szCs w:val="20"/>
-          <w:lang w:eastAsia="ru-RU"/>
+          <w:lang w:val="en-US" w:eastAsia="ru-RU"/>
           <w14:ligatures w14:val="none"/>
         </w:rPr>
         <w:t>(</w:t>
@@ -5220,7 +5316,7 @@
           <w:kern w:val="0"/>
           <w:sz w:val="20"/>
           <w:szCs w:val="20"/>
-          <w:lang w:eastAsia="ru-RU"/>
+          <w:lang w:val="en-US" w:eastAsia="ru-RU"/>
           <w14:ligatures w14:val="none"/>
         </w:rPr>
         <w:t>);</w:t>
@@ -5232,7 +5328,7 @@
           <w:kern w:val="0"/>
           <w:sz w:val="20"/>
           <w:szCs w:val="20"/>
-          <w:lang w:eastAsia="ru-RU"/>
+          <w:lang w:val="en-US" w:eastAsia="ru-RU"/>
           <w14:ligatures w14:val="none"/>
         </w:rPr>
         <w:t xml:space="preserve">                 </w:t>
@@ -5244,10 +5340,70 @@
           <w:kern w:val="0"/>
           <w:sz w:val="20"/>
           <w:szCs w:val="20"/>
-          <w:lang w:eastAsia="ru-RU"/>
-          <w14:ligatures w14:val="none"/>
-        </w:rPr>
-        <w:t>// Добавляем в список</w:t>
+          <w:lang w:val="en-US" w:eastAsia="ru-RU"/>
+          <w14:ligatures w14:val="none"/>
+        </w:rPr>
+        <w:t xml:space="preserve">// </w:t>
+      </w:r>
+      <w:r>
+        <w:rPr>
+          <w:rFonts w:ascii="Courier New" w:eastAsia="Times New Roman" w:hAnsi="Courier New" w:cs="Courier New"/>
+          <w:color w:val="008000"/>
+          <w:kern w:val="0"/>
+          <w:sz w:val="20"/>
+          <w:szCs w:val="20"/>
+          <w:lang w:eastAsia="ru-RU"/>
+          <w14:ligatures w14:val="none"/>
+        </w:rPr>
+        <w:t>Добавляем</w:t>
+      </w:r>
+      <w:r>
+        <w:rPr>
+          <w:rFonts w:ascii="Courier New" w:eastAsia="Times New Roman" w:hAnsi="Courier New" w:cs="Courier New"/>
+          <w:color w:val="008000"/>
+          <w:kern w:val="0"/>
+          <w:sz w:val="20"/>
+          <w:szCs w:val="20"/>
+          <w:lang w:val="en-US" w:eastAsia="ru-RU"/>
+          <w14:ligatures w14:val="none"/>
+        </w:rPr>
+        <w:t xml:space="preserve"> </w:t>
+      </w:r>
+      <w:r>
+        <w:rPr>
+          <w:rFonts w:ascii="Courier New" w:eastAsia="Times New Roman" w:hAnsi="Courier New" w:cs="Courier New"/>
+          <w:color w:val="008000"/>
+          <w:kern w:val="0"/>
+          <w:sz w:val="20"/>
+          <w:szCs w:val="20"/>
+          <w:lang w:eastAsia="ru-RU"/>
+          <w14:ligatures w14:val="none"/>
+        </w:rPr>
+        <w:t>в</w:t>
+      </w:r>
+      <w:r>
+        <w:rPr>
+          <w:rFonts w:ascii="Courier New" w:eastAsia="Times New Roman" w:hAnsi="Courier New" w:cs="Courier New"/>
+          <w:color w:val="008000"/>
+          <w:kern w:val="0"/>
+          <w:sz w:val="20"/>
+          <w:szCs w:val="20"/>
+          <w:lang w:val="en-US" w:eastAsia="ru-RU"/>
+          <w14:ligatures w14:val="none"/>
+        </w:rPr>
+        <w:t xml:space="preserve"> </w:t>
+      </w:r>
+      <w:r>
+        <w:rPr>
+          <w:rFonts w:ascii="Courier New" w:eastAsia="Times New Roman" w:hAnsi="Courier New" w:cs="Courier New"/>
+          <w:color w:val="008000"/>
+          <w:kern w:val="0"/>
+          <w:sz w:val="20"/>
+          <w:szCs w:val="20"/>
+          <w:lang w:eastAsia="ru-RU"/>
+          <w14:ligatures w14:val="none"/>
+        </w:rPr>
+        <w:t>список</w:t>
       </w:r>
     </w:p>
     <w:p>
@@ -5272,7 +5428,7 @@
           <w:kern w:val="0"/>
           <w:sz w:val="20"/>
           <w:szCs w:val="20"/>
-          <w:lang w:eastAsia="ru-RU"/>
+          <w:lang w:val="en-US" w:eastAsia="ru-RU"/>
           <w14:ligatures w14:val="none"/>
         </w:rPr>
         <w:t xml:space="preserve">                        </w:t>
@@ -6330,7 +6486,7 @@
           <w:kern w:val="0"/>
           <w:sz w:val="20"/>
           <w:szCs w:val="20"/>
-          <w:lang w:eastAsia="ru-RU"/>
+          <w:lang w:val="en-US" w:eastAsia="ru-RU"/>
           <w14:ligatures w14:val="none"/>
         </w:rPr>
         <w:lastRenderedPageBreak/>
@@ -14791,6 +14947,7 @@
   <w:style w:type="character" w:default="1" w:styleId="a0">
     <w:name w:val="Default Paragraph Font"/>
     <w:uiPriority w:val="1"/>
+    <w:semiHidden/>
     <w:unhideWhenUsed/>
   </w:style>
   <w:style w:type="table" w:default="1" w:styleId="a1">
